--- a/public/assets/CV_Muhammad_Aryanda_Sanggadiennata.docx
+++ b/public/assets/CV_Muhammad_Aryanda_Sanggadiennata.docx
@@ -634,7 +634,7 @@
           <w:color w:val="64748B"/>
           <w:sz w:val="16"/>
         </w:rPr>
-        <w:t>Internship (Remote): 3 Months</w:t>
+        <w:t>Internship (Onsite): 3 Months</w:t>
       </w:r>
     </w:p>
     <w:p>
